--- a/templates/QTECH_lettera_intenti_indeterminato.docx
+++ b/templates/QTECH_lettera_intenti_indeterminato.docx
@@ -46,9 +46,27 @@
           <w:b/>
           <w:sz w:val="22"/>
           <w:szCs w:val="22"/>
+        </w:rPr>
+        <w:t>{{</w:t>
+      </w:r>
+      <w:r>
+        <w:rPr>
+          <w:rFonts w:ascii="Bookman Old Style" w:hAnsi="Bookman Old Style"/>
+          <w:b/>
+          <w:sz w:val="22"/>
+          <w:szCs w:val="22"/>
           <w:highlight w:val="yellow"/>
         </w:rPr>
         <w:t>BAGGIO ROBERTO</w:t>
+      </w:r>
+      <w:r>
+        <w:rPr>
+          <w:rFonts w:ascii="Bookman Old Style" w:hAnsi="Bookman Old Style"/>
+          <w:b/>
+          <w:sz w:val="22"/>
+          <w:szCs w:val="22"/>
+        </w:rPr>
+        <w:t>}}</w:t>
       </w:r>
     </w:p>
     <w:p>
@@ -125,6 +143,14 @@
           <w:rFonts w:ascii="Bookman Old Style" w:hAnsi="Bookman Old Style"/>
           <w:sz w:val="22"/>
           <w:szCs w:val="22"/>
+        </w:rPr>
+        <w:t>{{</w:t>
+      </w:r>
+      <w:r>
+        <w:rPr>
+          <w:rFonts w:ascii="Bookman Old Style" w:hAnsi="Bookman Old Style"/>
+          <w:sz w:val="22"/>
+          <w:szCs w:val="22"/>
           <w:highlight w:val="yellow"/>
         </w:rPr>
         <w:t>17 Dicembre 202</w:t>
@@ -137,6 +163,14 @@
           <w:highlight w:val="yellow"/>
         </w:rPr>
         <w:t>6</w:t>
+      </w:r>
+      <w:r>
+        <w:rPr>
+          <w:rFonts w:ascii="Bookman Old Style" w:hAnsi="Bookman Old Style"/>
+          <w:sz w:val="22"/>
+          <w:szCs w:val="22"/>
+        </w:rPr>
+        <w:t>}}</w:t>
       </w:r>
     </w:p>
     <w:p>
@@ -171,6 +205,14 @@
           <w:rFonts w:ascii="Bookman Old Style" w:hAnsi="Bookman Old Style"/>
           <w:sz w:val="22"/>
           <w:szCs w:val="22"/>
+        </w:rPr>
+        <w:t>{{</w:t>
+      </w:r>
+      <w:r>
+        <w:rPr>
+          <w:rFonts w:ascii="Bookman Old Style" w:hAnsi="Bookman Old Style"/>
+          <w:sz w:val="22"/>
+          <w:szCs w:val="22"/>
           <w:highlight w:val="yellow"/>
         </w:rPr>
         <w:t>full time</w:t>
@@ -181,6 +223,14 @@
           <w:sz w:val="22"/>
           <w:szCs w:val="22"/>
         </w:rPr>
+        <w:t>}}</w:t>
+      </w:r>
+      <w:r>
+        <w:rPr>
+          <w:rFonts w:ascii="Bookman Old Style" w:hAnsi="Bookman Old Style"/>
+          <w:sz w:val="22"/>
+          <w:szCs w:val="22"/>
+        </w:rPr>
         <w:t xml:space="preserve"> a </w:t>
       </w:r>
       <w:r>
@@ -188,6 +238,14 @@
           <w:rFonts w:ascii="Bookman Old Style" w:hAnsi="Bookman Old Style"/>
           <w:sz w:val="22"/>
           <w:szCs w:val="22"/>
+        </w:rPr>
+        <w:t>{{</w:t>
+      </w:r>
+      <w:r>
+        <w:rPr>
+          <w:rFonts w:ascii="Bookman Old Style" w:hAnsi="Bookman Old Style"/>
+          <w:sz w:val="22"/>
+          <w:szCs w:val="22"/>
           <w:highlight w:val="yellow"/>
         </w:rPr>
         <w:t xml:space="preserve">tempo </w:t>
@@ -209,6 +267,14 @@
           <w:highlight w:val="yellow"/>
         </w:rPr>
         <w:t>determinato</w:t>
+      </w:r>
+      <w:r>
+        <w:rPr>
+          <w:rFonts w:ascii="Bookman Old Style" w:hAnsi="Bookman Old Style"/>
+          <w:sz w:val="22"/>
+          <w:szCs w:val="22"/>
+        </w:rPr>
+        <w:t>}}</w:t>
       </w:r>
       <w:r>
         <w:rPr>
@@ -304,9 +370,25 @@
           <w:rFonts w:ascii="Bookman Old Style" w:hAnsi="Bookman Old Style"/>
           <w:sz w:val="22"/>
           <w:szCs w:val="22"/>
+        </w:rPr>
+        <w:t>{{</w:t>
+      </w:r>
+      <w:r>
+        <w:rPr>
+          <w:rFonts w:ascii="Bookman Old Style" w:hAnsi="Bookman Old Style"/>
+          <w:sz w:val="22"/>
+          <w:szCs w:val="22"/>
           <w:highlight w:val="yellow"/>
         </w:rPr>
         <w:t>07 Gennaio 2025</w:t>
+      </w:r>
+      <w:r>
+        <w:rPr>
+          <w:rFonts w:ascii="Bookman Old Style" w:hAnsi="Bookman Old Style"/>
+          <w:sz w:val="22"/>
+          <w:szCs w:val="22"/>
+        </w:rPr>
+        <w:t>}}</w:t>
       </w:r>
     </w:p>
     <w:p>
@@ -333,7 +415,32 @@
           <w:sz w:val="22"/>
           <w:szCs w:val="22"/>
         </w:rPr>
-        <w:t>: 40 ore settimanali</w:t>
+        <w:t xml:space="preserve">: </w:t>
+      </w:r>
+      <w:r>
+        <w:rPr>
+          <w:rFonts w:ascii="Bookman Old Style" w:hAnsi="Bookman Old Style"/>
+          <w:sz w:val="22"/>
+          <w:szCs w:val="22"/>
+        </w:rPr>
+        <w:t>{{</w:t>
+      </w:r>
+      <w:r>
+        <w:rPr>
+          <w:rFonts w:ascii="Bookman Old Style" w:hAnsi="Bookman Old Style"/>
+          <w:sz w:val="22"/>
+          <w:szCs w:val="22"/>
+          <w:highlight w:val="yellow"/>
+        </w:rPr>
+        <w:t>40 ore settimanali</w:t>
+      </w:r>
+      <w:r>
+        <w:rPr>
+          <w:rFonts w:ascii="Bookman Old Style" w:hAnsi="Bookman Old Style"/>
+          <w:sz w:val="22"/>
+          <w:szCs w:val="22"/>
+        </w:rPr>
+        <w:t>}}</w:t>
       </w:r>
     </w:p>
     <w:p>
@@ -367,9 +474,25 @@
           <w:rFonts w:ascii="Bookman Old Style" w:hAnsi="Bookman Old Style"/>
           <w:sz w:val="22"/>
           <w:szCs w:val="22"/>
+        </w:rPr>
+        <w:t>{{</w:t>
+      </w:r>
+      <w:r>
+        <w:rPr>
+          <w:rFonts w:ascii="Bookman Old Style" w:hAnsi="Bookman Old Style"/>
+          <w:sz w:val="22"/>
+          <w:szCs w:val="22"/>
           <w:highlight w:val="yellow"/>
         </w:rPr>
         <w:t>C2</w:t>
+      </w:r>
+      <w:r>
+        <w:rPr>
+          <w:rFonts w:ascii="Bookman Old Style" w:hAnsi="Bookman Old Style"/>
+          <w:sz w:val="22"/>
+          <w:szCs w:val="22"/>
+        </w:rPr>
+        <w:t>}}</w:t>
       </w:r>
     </w:p>
     <w:p>
@@ -401,6 +524,14 @@
       <w:r>
         <w:rPr>
           <w:rFonts w:ascii="Bookman Old Style" w:hAnsi="Bookman Old Style"/>
+          <w:sz w:val="22"/>
+          <w:szCs w:val="22"/>
+        </w:rPr>
+        <w:t>{{</w:t>
+      </w:r>
+      <w:r>
+        <w:rPr>
+          <w:rFonts w:ascii="Bookman Old Style" w:hAnsi="Bookman Old Style"/>
           <w:b/>
           <w:bCs/>
           <w:sz w:val="22"/>
@@ -409,6 +540,16 @@
         </w:rPr>
         <w:t>Tecnico Installatore Radiomobile</w:t>
       </w:r>
+      <w:r>
+        <w:rPr>
+          <w:rFonts w:ascii="Bookman Old Style" w:hAnsi="Bookman Old Style"/>
+          <w:b/>
+          <w:bCs/>
+          <w:sz w:val="22"/>
+          <w:szCs w:val="22"/>
+        </w:rPr>
+        <w:t>}}</w:t>
+      </w:r>
     </w:p>
     <w:p>
       <w:pPr>
@@ -434,7 +575,32 @@
           <w:sz w:val="22"/>
           <w:szCs w:val="22"/>
         </w:rPr>
-        <w:t>: Milano</w:t>
+        <w:t xml:space="preserve">: </w:t>
+      </w:r>
+      <w:r>
+        <w:rPr>
+          <w:rFonts w:ascii="Bookman Old Style" w:hAnsi="Bookman Old Style"/>
+          <w:sz w:val="22"/>
+          <w:szCs w:val="22"/>
+        </w:rPr>
+        <w:t>{{</w:t>
+      </w:r>
+      <w:r>
+        <w:rPr>
+          <w:rFonts w:ascii="Bookman Old Style" w:hAnsi="Bookman Old Style"/>
+          <w:sz w:val="22"/>
+          <w:szCs w:val="22"/>
+          <w:highlight w:val="yellow"/>
+        </w:rPr>
+        <w:t>Milano</w:t>
+      </w:r>
+      <w:r>
+        <w:rPr>
+          <w:rFonts w:ascii="Bookman Old Style" w:hAnsi="Bookman Old Style"/>
+          <w:sz w:val="22"/>
+          <w:szCs w:val="22"/>
+        </w:rPr>
+        <w:t>}}</w:t>
       </w:r>
     </w:p>
     <w:p>
@@ -639,12 +805,10 @@
         <w:rPr>
           <w:rFonts w:ascii="Bookman Old Style" w:hAnsi="Bookman Old Style"/>
           <w:b/>
-          <w:bCs/>
-          <w:sz w:val="22"/>
-          <w:szCs w:val="22"/>
-          <w:highlight w:val="yellow"/>
-        </w:rPr>
-        <w:t xml:space="preserve">€ </w:t>
+          <w:sz w:val="22"/>
+          <w:szCs w:val="22"/>
+        </w:rPr>
+        <w:t>{{</w:t>
       </w:r>
       <w:r>
         <w:rPr>
@@ -655,7 +819,7 @@
           <w:szCs w:val="22"/>
           <w:highlight w:val="yellow"/>
         </w:rPr>
-        <w:t>00</w:t>
+        <w:t xml:space="preserve">€ </w:t>
       </w:r>
       <w:r>
         <w:rPr>
@@ -666,7 +830,28 @@
           <w:szCs w:val="22"/>
           <w:highlight w:val="yellow"/>
         </w:rPr>
+        <w:t>00</w:t>
+      </w:r>
+      <w:r>
+        <w:rPr>
+          <w:rFonts w:ascii="Bookman Old Style" w:hAnsi="Bookman Old Style"/>
+          <w:b/>
+          <w:bCs/>
+          <w:sz w:val="22"/>
+          <w:szCs w:val="22"/>
+          <w:highlight w:val="yellow"/>
+        </w:rPr>
         <w:t>.000,00</w:t>
+      </w:r>
+      <w:r>
+        <w:rPr>
+          <w:rFonts w:ascii="Bookman Old Style" w:hAnsi="Bookman Old Style"/>
+          <w:b/>
+          <w:bCs/>
+          <w:sz w:val="22"/>
+          <w:szCs w:val="22"/>
+        </w:rPr>
+        <w:t>}}</w:t>
       </w:r>
     </w:p>
     <w:p>
@@ -702,12 +887,31 @@
       <w:r>
         <w:rPr>
           <w:rFonts w:ascii="Bookman Old Style" w:hAnsi="Bookman Old Style"/>
+          <w:b/>
           <w:bCs/>
           <w:sz w:val="22"/>
           <w:szCs w:val="22"/>
+        </w:rPr>
+        <w:t>{{</w:t>
+      </w:r>
+      <w:r>
+        <w:rPr>
+          <w:rFonts w:ascii="Bookman Old Style" w:hAnsi="Bookman Old Style"/>
+          <w:bCs/>
+          <w:sz w:val="22"/>
+          <w:szCs w:val="22"/>
           <w:highlight w:val="yellow"/>
         </w:rPr>
         <w:t>eliminare se non presente/i</w:t>
+      </w:r>
+      <w:r>
+        <w:rPr>
+          <w:rFonts w:ascii="Bookman Old Style" w:hAnsi="Bookman Old Style"/>
+          <w:bCs/>
+          <w:sz w:val="22"/>
+          <w:szCs w:val="22"/>
+        </w:rPr>
+        <w:t>}}</w:t>
       </w:r>
     </w:p>
     <w:p>
@@ -767,9 +971,27 @@
           <w:bCs/>
           <w:sz w:val="22"/>
           <w:szCs w:val="22"/>
+        </w:rPr>
+        <w:t>{{</w:t>
+      </w:r>
+      <w:r>
+        <w:rPr>
+          <w:rFonts w:ascii="Bookman Old Style" w:hAnsi="Bookman Old Style"/>
+          <w:bCs/>
+          <w:sz w:val="22"/>
+          <w:szCs w:val="22"/>
           <w:highlight w:val="yellow"/>
         </w:rPr>
         <w:t>maggiore retribuzione</w:t>
+      </w:r>
+      <w:r>
+        <w:rPr>
+          <w:rFonts w:ascii="Bookman Old Style" w:hAnsi="Bookman Old Style"/>
+          <w:bCs/>
+          <w:sz w:val="22"/>
+          <w:szCs w:val="22"/>
+        </w:rPr>
+        <w:t>}}</w:t>
       </w:r>
       <w:r>
         <w:rPr>
@@ -940,9 +1162,29 @@
           <w:bCs/>
           <w:sz w:val="22"/>
           <w:szCs w:val="22"/>
+        </w:rPr>
+        <w:t>{{</w:t>
+      </w:r>
+      <w:r>
+        <w:rPr>
+          <w:rFonts w:ascii="Bookman Old Style" w:hAnsi="Bookman Old Style"/>
+          <w:b/>
+          <w:bCs/>
+          <w:sz w:val="22"/>
+          <w:szCs w:val="22"/>
           <w:highlight w:val="yellow"/>
         </w:rPr>
         <w:t>Tecnico Installatore Radiomobile</w:t>
+      </w:r>
+      <w:r>
+        <w:rPr>
+          <w:rFonts w:ascii="Bookman Old Style" w:hAnsi="Bookman Old Style"/>
+          <w:b/>
+          <w:bCs/>
+          <w:sz w:val="22"/>
+          <w:szCs w:val="22"/>
+        </w:rPr>
+        <w:t>}}</w:t>
       </w:r>
     </w:p>
     <w:p>
@@ -989,23 +1231,19 @@
           <w:szCs w:val="22"/>
         </w:rPr>
         <w:lastRenderedPageBreak/>
-        <w:t>fonte. Tale importo sostituisce ogni diverso trattamento ed esclude ogni voce o istituto di carattere retributivo o reintegrativo previsti da qualsiasi fonte di regolamento del rapporto di lavoro ed assorbe, fino a concorrenza, ogni aumento retributivo comunque disposto in prosieguo, anche se attivato mediante particolari istituti, da parte della contrattazione collettiva, anche aziendale e dalla Legge.</w:t>
+        <w:t>fonte. Tale importo sostituisce ogni diverso trattamento ed esclude ogni voce o istituto di carattere retributivo o reintegrativo previsti da qualsiasi fonte di regolamento del rapporto di lavoro ed assorbe, fino a concorrenza, ogni aumento retributivo comunque disposto in prosieguo, anche se attivato mediante particolari istituti, da parte della contrattazione collettiva, anche aziendale e dalla Legge</w:t>
+      </w:r>
+      <w:r>
+        <w:rPr>
+          <w:rFonts w:ascii="Bookman Old Style" w:hAnsi="Bookman Old Style"/>
+          <w:sz w:val="22"/>
+          <w:szCs w:val="22"/>
+        </w:rPr>
+        <w:t>.</w:t>
       </w:r>
     </w:p>
     <w:p>
       <w:pPr>
-        <w:rPr>
-          <w:rFonts w:ascii="Bookman Old Style" w:hAnsi="Bookman Old Style"/>
-          <w:sz w:val="22"/>
-          <w:szCs w:val="22"/>
-        </w:rPr>
-      </w:pPr>
-    </w:p>
-    <w:p>
-      <w:pPr>
-        <w:widowControl w:val="0"/>
-        <w:ind w:right="-1"/>
-        <w:jc w:val="both"/>
         <w:rPr>
           <w:rFonts w:ascii="Bookman Old Style" w:hAnsi="Bookman Old Style"/>
           <w:sz w:val="22"/>
@@ -1288,9 +1526,25 @@
           <w:rFonts w:ascii="Bookman Old Style" w:hAnsi="Bookman Old Style"/>
           <w:sz w:val="22"/>
           <w:szCs w:val="22"/>
+        </w:rPr>
+        <w:t>{{</w:t>
+      </w:r>
+      <w:r>
+        <w:rPr>
+          <w:rFonts w:ascii="Bookman Old Style" w:hAnsi="Bookman Old Style"/>
+          <w:sz w:val="22"/>
+          <w:szCs w:val="22"/>
           <w:highlight w:val="yellow"/>
         </w:rPr>
         <w:t>BAGGIO ROBERTO</w:t>
+      </w:r>
+      <w:r>
+        <w:rPr>
+          <w:rFonts w:ascii="Bookman Old Style" w:hAnsi="Bookman Old Style"/>
+          <w:sz w:val="22"/>
+          <w:szCs w:val="22"/>
+        </w:rPr>
+        <w:t>}}</w:t>
       </w:r>
     </w:p>
     <w:p>
@@ -1322,16 +1576,6 @@
     </w:p>
     <w:p>
       <w:pPr>
-        <w:rPr>
-          <w:rFonts w:ascii="Bookman Old Style" w:hAnsi="Bookman Old Style"/>
-          <w:sz w:val="22"/>
-          <w:szCs w:val="22"/>
-        </w:rPr>
-      </w:pPr>
-    </w:p>
-    <w:p>
-      <w:pPr>
-        <w:jc w:val="both"/>
         <w:rPr>
           <w:rFonts w:ascii="Bookman Old Style" w:hAnsi="Bookman Old Style"/>
           <w:sz w:val="22"/>
@@ -1424,9 +1668,25 @@
           <w:rFonts w:ascii="Bookman Old Style" w:hAnsi="Bookman Old Style"/>
           <w:sz w:val="22"/>
           <w:szCs w:val="22"/>
+        </w:rPr>
+        <w:t>{{</w:t>
+      </w:r>
+      <w:r>
+        <w:rPr>
+          <w:rFonts w:ascii="Bookman Old Style" w:hAnsi="Bookman Old Style"/>
+          <w:sz w:val="22"/>
+          <w:szCs w:val="22"/>
           <w:highlight w:val="yellow"/>
         </w:rPr>
         <w:t>BAGGIO ROBERTO</w:t>
+      </w:r>
+      <w:r>
+        <w:rPr>
+          <w:rFonts w:ascii="Bookman Old Style" w:hAnsi="Bookman Old Style"/>
+          <w:sz w:val="22"/>
+          <w:szCs w:val="22"/>
+        </w:rPr>
+        <w:t>}}</w:t>
       </w:r>
     </w:p>
     <w:p>
@@ -1455,6 +1715,67 @@
           <w:szCs w:val="22"/>
         </w:rPr>
       </w:pPr>
+      <w:r>
+        <w:rPr>
+          <w:rFonts w:ascii="Bookman Old Style" w:hAnsi="Bookman Old Style"/>
+          <w:sz w:val="22"/>
+          <w:szCs w:val="22"/>
+        </w:rPr>
+        <w:t>Con la sottoscrizione della presente Lei dichiara di essere stato reso edotto, e di essere quindi pienamente consapevole del fatto che per effetto della sottoscrizione della presente lettera d’intenti la Società, confidando di potersi avvalere della Sua prestazione a decorrere dalla data sopra indicata, sospenderà la ricerca di altri candid</w:t>
+      </w:r>
+      <w:r>
+        <w:rPr>
+          <w:rFonts w:ascii="Bookman Old Style" w:hAnsi="Bookman Old Style"/>
+          <w:sz w:val="22"/>
+          <w:szCs w:val="22"/>
+        </w:rPr>
+        <w:t xml:space="preserve">ati da destinare alla copertura </w:t>
+      </w:r>
+      <w:r>
+        <w:rPr>
+          <w:rFonts w:ascii="Bookman Old Style" w:hAnsi="Bookman Old Style"/>
+          <w:sz w:val="22"/>
+          <w:szCs w:val="22"/>
+        </w:rPr>
+        <w:t xml:space="preserve">della posizione lavorativa di </w:t>
+      </w:r>
+      <w:r>
+        <w:rPr>
+          <w:rFonts w:ascii="Bookman Old Style" w:hAnsi="Bookman Old Style"/>
+          <w:sz w:val="22"/>
+          <w:szCs w:val="22"/>
+        </w:rPr>
+        <w:t>{{</w:t>
+      </w:r>
+      <w:r>
+        <w:rPr>
+          <w:rFonts w:ascii="Bookman Old Style" w:hAnsi="Bookman Old Style"/>
+          <w:b/>
+          <w:bCs/>
+          <w:sz w:val="22"/>
+          <w:szCs w:val="22"/>
+          <w:highlight w:val="yellow"/>
+        </w:rPr>
+        <w:t>Tecnico Installatore Radiomobile</w:t>
+      </w:r>
+      <w:r>
+        <w:rPr>
+          <w:rFonts w:ascii="Bookman Old Style" w:hAnsi="Bookman Old Style"/>
+          <w:b/>
+          <w:bCs/>
+          <w:sz w:val="22"/>
+          <w:szCs w:val="22"/>
+        </w:rPr>
+        <w:t>}}</w:t>
+      </w:r>
+      <w:r>
+        <w:rPr>
+          <w:rFonts w:ascii="Bookman Old Style" w:hAnsi="Bookman Old Style"/>
+          <w:sz w:val="22"/>
+          <w:szCs w:val="22"/>
+        </w:rPr>
+        <w:t xml:space="preserve"> a Lei destinata.</w:t>
+      </w:r>
     </w:p>
     <w:p>
       <w:pPr>
@@ -1470,63 +1791,11 @@
           <w:sz w:val="22"/>
           <w:szCs w:val="22"/>
         </w:rPr>
-        <w:t>Con la sottoscrizione della presente Lei dichiara di essere stato reso edotto, e di essere quindi pienamente consapevole del fatto che per effetto della sottoscrizione della presente lettera d’intenti la Società, confidando di potersi avvalere della Sua prestazione a decorrere dalla data sopra indicata, sospenderà la ricerca di altri candid</w:t>
-      </w:r>
-      <w:r>
-        <w:rPr>
-          <w:rFonts w:ascii="Bookman Old Style" w:hAnsi="Bookman Old Style"/>
-          <w:sz w:val="22"/>
-          <w:szCs w:val="22"/>
-        </w:rPr>
-        <w:t xml:space="preserve">ati da destinare alla copertura </w:t>
-      </w:r>
-      <w:r>
-        <w:rPr>
-          <w:rFonts w:ascii="Bookman Old Style" w:hAnsi="Bookman Old Style"/>
-          <w:sz w:val="22"/>
-          <w:szCs w:val="22"/>
-        </w:rPr>
-        <w:t xml:space="preserve">della posizione lavorativa di </w:t>
-      </w:r>
-      <w:r>
-        <w:rPr>
-          <w:rFonts w:ascii="Bookman Old Style" w:hAnsi="Bookman Old Style"/>
-          <w:b/>
-          <w:bCs/>
-          <w:sz w:val="22"/>
-          <w:szCs w:val="22"/>
-          <w:highlight w:val="yellow"/>
-        </w:rPr>
-        <w:t>Tecnico Installatore Radiomobile</w:t>
-      </w:r>
-      <w:r>
-        <w:rPr>
-          <w:rFonts w:ascii="Bookman Old Style" w:hAnsi="Bookman Old Style"/>
-          <w:sz w:val="22"/>
-          <w:szCs w:val="22"/>
-        </w:rPr>
-        <w:t xml:space="preserve"> a Lei destinata.</w:t>
+        <w:t> </w:t>
       </w:r>
     </w:p>
     <w:p>
       <w:pPr>
-        <w:rPr>
-          <w:rFonts w:ascii="Bookman Old Style" w:hAnsi="Bookman Old Style"/>
-          <w:sz w:val="22"/>
-          <w:szCs w:val="22"/>
-        </w:rPr>
-      </w:pPr>
-      <w:r>
-        <w:rPr>
-          <w:rFonts w:ascii="Bookman Old Style" w:hAnsi="Bookman Old Style"/>
-          <w:sz w:val="22"/>
-          <w:szCs w:val="22"/>
-        </w:rPr>
-        <w:t> </w:t>
-      </w:r>
-    </w:p>
-    <w:p>
-      <w:pPr>
         <w:spacing w:before="100" w:beforeAutospacing="1" w:after="100" w:afterAutospacing="1"/>
         <w:jc w:val="both"/>
         <w:rPr>
@@ -1537,33 +1806,16 @@
       </w:pPr>
       <w:r>
         <w:rPr>
-          <w:rFonts w:ascii="Bookman Old Style" w:hAnsi="Bookman Old Style"/>
-          <w:sz w:val="22"/>
-          <w:szCs w:val="22"/>
-        </w:rPr>
-        <w:t>Pertanto, considerato che la conseguente indisponibilità in organico, alla data pattuita, di tale figura professionale, comporterà un oggettivo pregiudizio al buon andamento tecnico organizzativo dell’attività di impresa, Lei sarà comunque tenuto al pagamento, a titolo di penale, di un importo pari al 10% della RAL quantificata sulla base della retribuzione lorda mensile come sopra quantificata.</w:t>
-      </w:r>
-    </w:p>
-    <w:p>
-      <w:pPr>
-        <w:rPr>
-          <w:rFonts w:ascii="Bookman Old Style" w:hAnsi="Bookman Old Style"/>
-          <w:sz w:val="22"/>
-          <w:szCs w:val="22"/>
-        </w:rPr>
-      </w:pPr>
-      <w:r>
-        <w:rPr>
           <w:noProof/>
         </w:rPr>
         <w:drawing>
-          <wp:anchor distT="0" distB="0" distL="114300" distR="114300" simplePos="0" relativeHeight="251659264" behindDoc="0" locked="0" layoutInCell="1" allowOverlap="1" wp14:anchorId="3683AD8D" wp14:editId="74A5C60C">
+          <wp:anchor distT="0" distB="0" distL="114300" distR="114300" simplePos="0" relativeHeight="251658240" behindDoc="0" locked="0" layoutInCell="1" allowOverlap="1" wp14:anchorId="3683AD8D" wp14:editId="69F06EF7">
             <wp:simplePos x="0" y="0"/>
             <wp:positionH relativeFrom="column">
-              <wp:posOffset>3838575</wp:posOffset>
+              <wp:posOffset>3886200</wp:posOffset>
             </wp:positionH>
             <wp:positionV relativeFrom="paragraph">
-              <wp:posOffset>13335</wp:posOffset>
+              <wp:posOffset>931545</wp:posOffset>
             </wp:positionV>
             <wp:extent cx="2257425" cy="1028700"/>
             <wp:effectExtent l="0" t="0" r="9525" b="0"/>
@@ -1619,7 +1871,7 @@
           <w:sz w:val="22"/>
           <w:szCs w:val="22"/>
         </w:rPr>
-        <w:t xml:space="preserve">Per accettazione: </w:t>
+        <w:t>Pertanto, considerato che la conseguente indisponibilità in organico, alla data pattuita, di tale figura professionale, comporterà un oggettivo pregiudizio al buon andamento tecnico organizzativo dell’attività di impresa, Lei sarà comunque tenuto al pagamento, a titolo di penale, di un importo pari al 10% della RAL quantificata sulla base della retribuzione lorda mensile come sopra quantificata.</w:t>
       </w:r>
     </w:p>
     <w:p>
@@ -1635,9 +1887,8 @@
           <w:rFonts w:ascii="Bookman Old Style" w:hAnsi="Bookman Old Style"/>
           <w:sz w:val="22"/>
           <w:szCs w:val="22"/>
-          <w:highlight w:val="yellow"/>
-        </w:rPr>
-        <w:t>BAGGIO ROBERTO</w:t>
+        </w:rPr>
+        <w:t xml:space="preserve">Per accettazione: </w:t>
       </w:r>
     </w:p>
     <w:p>
@@ -1648,45 +1899,47 @@
           <w:szCs w:val="22"/>
         </w:rPr>
       </w:pPr>
+      <w:r>
+        <w:rPr>
+          <w:rFonts w:ascii="Bookman Old Style" w:hAnsi="Bookman Old Style"/>
+          <w:sz w:val="22"/>
+          <w:szCs w:val="22"/>
+        </w:rPr>
+        <w:t>{{</w:t>
+      </w:r>
+      <w:r>
+        <w:rPr>
+          <w:rFonts w:ascii="Bookman Old Style" w:hAnsi="Bookman Old Style"/>
+          <w:sz w:val="22"/>
+          <w:szCs w:val="22"/>
+          <w:highlight w:val="yellow"/>
+        </w:rPr>
+        <w:t>BAGGIO ROBERTO</w:t>
+      </w:r>
+      <w:r>
+        <w:rPr>
+          <w:rFonts w:ascii="Bookman Old Style" w:hAnsi="Bookman Old Style"/>
+          <w:sz w:val="22"/>
+          <w:szCs w:val="22"/>
+        </w:rPr>
+        <w:t>}}</w:t>
+      </w:r>
     </w:p>
     <w:p>
       <w:pPr>
+        <w:rPr>
+          <w:rFonts w:ascii="Bookman Old Style" w:hAnsi="Bookman Old Style"/>
+          <w:sz w:val="22"/>
+          <w:szCs w:val="22"/>
+        </w:rPr>
+      </w:pPr>
+    </w:p>
+    <w:p>
+      <w:pPr>
         <w:ind w:firstLine="360"/>
         <w:jc w:val="both"/>
         <w:rPr>
           <w:rFonts w:ascii="Calibri" w:eastAsia="Calibri" w:hAnsi="Calibri" w:cs="Calibri"/>
-          <w:sz w:val="22"/>
-          <w:szCs w:val="22"/>
-        </w:rPr>
-      </w:pPr>
-    </w:p>
-    <w:p>
-      <w:pPr>
-        <w:ind w:firstLine="360"/>
-        <w:jc w:val="both"/>
-        <w:rPr>
-          <w:rFonts w:ascii="Calibri" w:eastAsia="Calibri" w:hAnsi="Calibri" w:cs="Calibri"/>
-          <w:sz w:val="22"/>
-          <w:szCs w:val="22"/>
-        </w:rPr>
-      </w:pPr>
-    </w:p>
-    <w:p>
-      <w:pPr>
-        <w:spacing w:line="360" w:lineRule="auto"/>
-        <w:jc w:val="both"/>
-        <w:rPr>
-          <w:rFonts w:ascii="Calibri" w:eastAsia="Calibri" w:hAnsi="Calibri" w:cs="Calibri"/>
-          <w:sz w:val="22"/>
-          <w:szCs w:val="22"/>
-        </w:rPr>
-      </w:pPr>
-    </w:p>
-    <w:p>
-      <w:pPr>
-        <w:ind w:left="4248" w:firstLine="708"/>
-        <w:rPr>
-          <w:rFonts w:ascii="Bookman Old Style" w:hAnsi="Bookman Old Style"/>
           <w:sz w:val="22"/>
           <w:szCs w:val="22"/>
         </w:rPr>
@@ -1817,7 +2070,7 @@
         </mc:Choice>
         <mc:Fallback>
           <w:pict>
-            <v:line w14:anchorId="7FEE9EDC" id="Line 14" o:spid="_x0000_s1026" style="position:absolute;flip:y;z-index:251656704;visibility:visible;mso-wrap-style:square;mso-width-percent:0;mso-height-percent:0;mso-wrap-distance-left:9pt;mso-wrap-distance-top:0;mso-wrap-distance-right:9pt;mso-wrap-distance-bottom:0;mso-position-horizontal:absolute;mso-position-horizontal-relative:text;mso-position-vertical:absolute;mso-position-vertical-relative:text;mso-width-percent:0;mso-height-percent:0;mso-width-relative:page;mso-height-relative:page" from="-23pt,-3.45pt" to="500.5pt,-3.45pt" o:gfxdata="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" strokecolor="#7f7f7f"/>
+            <v:line w14:anchorId="7940D630" id="Line 14" o:spid="_x0000_s1026" style="position:absolute;flip:y;z-index:251656704;visibility:visible;mso-wrap-style:square;mso-width-percent:0;mso-height-percent:0;mso-wrap-distance-left:9pt;mso-wrap-distance-top:0;mso-wrap-distance-right:9pt;mso-wrap-distance-bottom:0;mso-position-horizontal:absolute;mso-position-horizontal-relative:text;mso-position-vertical:absolute;mso-position-vertical-relative:text;mso-width-percent:0;mso-height-percent:0;mso-width-relative:page;mso-height-relative:page" from="-23pt,-3.45pt" to="500.5pt,-3.45pt" o:gfxdata="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" strokecolor="#7f7f7f"/>
           </w:pict>
         </mc:Fallback>
       </mc:AlternateContent>
@@ -2836,7 +3089,7 @@
         </mc:Choice>
         <mc:Fallback>
           <w:pict>
-            <v:line w14:anchorId="5AB453BA" id="Line 15" o:spid="_x0000_s1026" style="position:absolute;z-index:251657728;visibility:visible;mso-wrap-style:square;mso-width-percent:0;mso-height-percent:0;mso-wrap-distance-left:9pt;mso-wrap-distance-top:0;mso-wrap-distance-right:9pt;mso-wrap-distance-bottom:0;mso-position-horizontal:absolute;mso-position-horizontal-relative:text;mso-position-vertical:absolute;mso-position-vertical-relative:text;mso-width-percent:0;mso-height-percent:0;mso-width-relative:page;mso-height-relative:page" from="-18.55pt,9.7pt" to="504.2pt,10.45pt" o:gfxdata="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" strokecolor="#7f7f7f" strokeweight="1pt"/>
+            <v:line w14:anchorId="5331E67E" id="Line 15" o:spid="_x0000_s1026" style="position:absolute;z-index:251657728;visibility:visible;mso-wrap-style:square;mso-width-percent:0;mso-height-percent:0;mso-wrap-distance-left:9pt;mso-wrap-distance-top:0;mso-wrap-distance-right:9pt;mso-wrap-distance-bottom:0;mso-position-horizontal:absolute;mso-position-horizontal-relative:text;mso-position-vertical:absolute;mso-position-vertical-relative:text;mso-width-percent:0;mso-height-percent:0;mso-width-relative:page;mso-height-relative:page" from="-18.55pt,9.7pt" to="504.2pt,10.45pt" o:gfxdata="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" strokecolor="#7f7f7f" strokeweight="1pt"/>
           </w:pict>
         </mc:Fallback>
       </mc:AlternateContent>
